--- a/por/docx/19.content.docx
+++ b/por/docx/19.content.docx
@@ -473,36 +473,24 @@
         </w:rPr>
         <w:t xml:space="preserve">Louvor. Em muitos salmos, as pessoas louvam a Deus pelo que é verdadeiro sobre Ele. Ele é bom, poderoso, fiel e cheio de amor. Suas leis e instruções são maravilhosas. Salmos </w:t>
       </w:r>
-      <w:hyperlink r:id="rId13">
-        <w:r>
-          <w:rPr>
-            <w:lang w:val="pt_PT" w:bidi="pt_PT"/>
-          </w:rPr>
-          <w:rPr>
-            <w:color w:val="0000EE"/>
-            <w:u w:val="single"/>
-          </w:rPr>
-          <w:t>8</w:t>
-        </w:r>
-      </w:hyperlink>
+      <w:r>
+        <w:rPr>
+          <w:lang w:val="pt_PT" w:bidi="pt_PT"/>
+        </w:rPr>
+        <w:t>8</w:t>
+      </w:r>
       <w:r>
         <w:rPr>
           <w:lang w:val="pt_PT" w:bidi="pt_PT"/>
         </w:rPr>
         <w:t xml:space="preserve"> e </w:t>
       </w:r>
-      <w:hyperlink r:id="rId14">
-        <w:r>
-          <w:rPr>
-            <w:lang w:val="pt_PT" w:bidi="pt_PT"/>
-          </w:rPr>
-          <w:rPr>
-            <w:color w:val="0000EE"/>
-            <w:u w:val="single"/>
-          </w:rPr>
-          <w:t>100</w:t>
-        </w:r>
-      </w:hyperlink>
+      <w:r>
+        <w:rPr>
+          <w:lang w:val="pt_PT" w:bidi="pt_PT"/>
+        </w:rPr>
+        <w:t>100</w:t>
+      </w:r>
       <w:r>
         <w:rPr>
           <w:lang w:val="pt_PT" w:bidi="pt_PT"/>
@@ -527,36 +515,24 @@
         </w:rPr>
         <w:t xml:space="preserve">Clamores por ajuda. Em muitos salmos, pessoas necessitadas pedem a Deus para resgatá-las e salvá-las. Salmos </w:t>
       </w:r>
-      <w:hyperlink r:id="rId15">
-        <w:r>
-          <w:rPr>
-            <w:lang w:val="pt_PT" w:bidi="pt_PT"/>
-          </w:rPr>
-          <w:rPr>
-            <w:color w:val="0000EE"/>
-            <w:u w:val="single"/>
-          </w:rPr>
-          <w:t>22</w:t>
-        </w:r>
-      </w:hyperlink>
+      <w:r>
+        <w:rPr>
+          <w:lang w:val="pt_PT" w:bidi="pt_PT"/>
+        </w:rPr>
+        <w:t>22</w:t>
+      </w:r>
       <w:r>
         <w:rPr>
           <w:lang w:val="pt_PT" w:bidi="pt_PT"/>
         </w:rPr>
         <w:t xml:space="preserve"> e </w:t>
       </w:r>
-      <w:hyperlink r:id="rId16">
-        <w:r>
-          <w:rPr>
-            <w:lang w:val="pt_PT" w:bidi="pt_PT"/>
-          </w:rPr>
-          <w:rPr>
-            <w:color w:val="0000EE"/>
-            <w:u w:val="single"/>
-          </w:rPr>
-          <w:t>130</w:t>
-        </w:r>
-      </w:hyperlink>
+      <w:r>
+        <w:rPr>
+          <w:lang w:val="pt_PT" w:bidi="pt_PT"/>
+        </w:rPr>
+        <w:t>130</w:t>
+      </w:r>
       <w:r>
         <w:rPr>
           <w:lang w:val="pt_PT" w:bidi="pt_PT"/>
@@ -581,36 +557,24 @@
         </w:rPr>
         <w:t xml:space="preserve">Confiança. Em muitos salmos, as pessoas mostram a Deus que confiam nele. Elas acreditam que ele fará o que disse que faria. Salmos </w:t>
       </w:r>
-      <w:hyperlink r:id="rId17">
-        <w:r>
-          <w:rPr>
-            <w:lang w:val="pt_PT" w:bidi="pt_PT"/>
-          </w:rPr>
-          <w:rPr>
-            <w:color w:val="0000EE"/>
-            <w:u w:val="single"/>
-          </w:rPr>
-          <w:t>23</w:t>
-        </w:r>
-      </w:hyperlink>
+      <w:r>
+        <w:rPr>
+          <w:lang w:val="pt_PT" w:bidi="pt_PT"/>
+        </w:rPr>
+        <w:t>23</w:t>
+      </w:r>
       <w:r>
         <w:rPr>
           <w:lang w:val="pt_PT" w:bidi="pt_PT"/>
         </w:rPr>
         <w:t xml:space="preserve"> e </w:t>
       </w:r>
-      <w:hyperlink r:id="rId18">
-        <w:r>
-          <w:rPr>
-            <w:lang w:val="pt_PT" w:bidi="pt_PT"/>
-          </w:rPr>
-          <w:rPr>
-            <w:color w:val="0000EE"/>
-            <w:u w:val="single"/>
-          </w:rPr>
-          <w:t>131</w:t>
-        </w:r>
-      </w:hyperlink>
+      <w:r>
+        <w:rPr>
+          <w:lang w:val="pt_PT" w:bidi="pt_PT"/>
+        </w:rPr>
+        <w:t>131</w:t>
+      </w:r>
       <w:r>
         <w:rPr>
           <w:lang w:val="pt_PT" w:bidi="pt_PT"/>
@@ -635,36 +599,24 @@
         </w:rPr>
         <w:t xml:space="preserve">Agradecendo. Em muitos salmos, as pessoas descrevem como Deus as ajudou. Elas agradecem a Ele por isso. Salmos </w:t>
       </w:r>
-      <w:hyperlink r:id="rId19">
-        <w:r>
-          <w:rPr>
-            <w:lang w:val="pt_PT" w:bidi="pt_PT"/>
-          </w:rPr>
-          <w:rPr>
-            <w:color w:val="0000EE"/>
-            <w:u w:val="single"/>
-          </w:rPr>
-          <w:t>30</w:t>
-        </w:r>
-      </w:hyperlink>
+      <w:r>
+        <w:rPr>
+          <w:lang w:val="pt_PT" w:bidi="pt_PT"/>
+        </w:rPr>
+        <w:t>30</w:t>
+      </w:r>
       <w:r>
         <w:rPr>
           <w:lang w:val="pt_PT" w:bidi="pt_PT"/>
         </w:rPr>
         <w:t xml:space="preserve"> e </w:t>
       </w:r>
-      <w:hyperlink r:id="rId20">
-        <w:r>
-          <w:rPr>
-            <w:lang w:val="pt_PT" w:bidi="pt_PT"/>
-          </w:rPr>
-          <w:rPr>
-            <w:color w:val="0000EE"/>
-            <w:u w:val="single"/>
-          </w:rPr>
-          <w:t>116</w:t>
-        </w:r>
-      </w:hyperlink>
+      <w:r>
+        <w:rPr>
+          <w:lang w:val="pt_PT" w:bidi="pt_PT"/>
+        </w:rPr>
+        <w:t>116</w:t>
+      </w:r>
       <w:r>
         <w:rPr>
           <w:lang w:val="pt_PT" w:bidi="pt_PT"/>
@@ -689,36 +641,24 @@
         </w:rPr>
         <w:t xml:space="preserve">Reclamar e lamentar. Em muitos salmos, as pessoas dizem a Deus o quanto estão tristes ou zangadas com algo. Isso é chamado de lamentação e também é feito no livro de Lamentações. Parece que Deus não está agindo para ajudar seu povo. O povo de Deus reclama disso e diz a Deus o que gostaria que Ele fizesse. Os Salmos </w:t>
       </w:r>
-      <w:hyperlink r:id="rId21">
-        <w:r>
-          <w:rPr>
-            <w:lang w:val="pt_PT" w:bidi="pt_PT"/>
-          </w:rPr>
-          <w:rPr>
-            <w:color w:val="0000EE"/>
-            <w:u w:val="single"/>
-          </w:rPr>
-          <w:t>89</w:t>
-        </w:r>
-      </w:hyperlink>
+      <w:r>
+        <w:rPr>
+          <w:lang w:val="pt_PT" w:bidi="pt_PT"/>
+        </w:rPr>
+        <w:t>89</w:t>
+      </w:r>
       <w:r>
         <w:rPr>
           <w:lang w:val="pt_PT" w:bidi="pt_PT"/>
         </w:rPr>
         <w:t xml:space="preserve"> e </w:t>
       </w:r>
-      <w:hyperlink r:id="rId22">
-        <w:r>
-          <w:rPr>
-            <w:lang w:val="pt_PT" w:bidi="pt_PT"/>
-          </w:rPr>
-          <w:rPr>
-            <w:color w:val="0000EE"/>
-            <w:u w:val="single"/>
-          </w:rPr>
-          <w:t>137</w:t>
-        </w:r>
-      </w:hyperlink>
+      <w:r>
+        <w:rPr>
+          <w:lang w:val="pt_PT" w:bidi="pt_PT"/>
+        </w:rPr>
+        <w:t>137</w:t>
+      </w:r>
       <w:r>
         <w:rPr>
           <w:lang w:val="pt_PT" w:bidi="pt_PT"/>
@@ -743,36 +683,24 @@
         </w:rPr>
         <w:t xml:space="preserve">Admitindo o pecado. Em alguns salmos, as pessoas admitem a Deus as coisas pecaminosas que fizeram. Elas se afastam do pecado e se arrependem. Elas pedem a Deus que as perdoe por não viverem da maneira que Ele deseja que as pessoas vivam. Os Salmos </w:t>
       </w:r>
-      <w:hyperlink r:id="rId23">
-        <w:r>
-          <w:rPr>
-            <w:lang w:val="pt_PT" w:bidi="pt_PT"/>
-          </w:rPr>
-          <w:rPr>
-            <w:color w:val="0000EE"/>
-            <w:u w:val="single"/>
-          </w:rPr>
-          <w:t>32</w:t>
-        </w:r>
-      </w:hyperlink>
+      <w:r>
+        <w:rPr>
+          <w:lang w:val="pt_PT" w:bidi="pt_PT"/>
+        </w:rPr>
+        <w:t>32</w:t>
+      </w:r>
       <w:r>
         <w:rPr>
           <w:lang w:val="pt_PT" w:bidi="pt_PT"/>
         </w:rPr>
         <w:t xml:space="preserve"> e </w:t>
       </w:r>
-      <w:hyperlink r:id="rId24">
-        <w:r>
-          <w:rPr>
-            <w:lang w:val="pt_PT" w:bidi="pt_PT"/>
-          </w:rPr>
-          <w:rPr>
-            <w:color w:val="0000EE"/>
-            <w:u w:val="single"/>
-          </w:rPr>
-          <w:t>51</w:t>
-        </w:r>
-      </w:hyperlink>
+      <w:r>
+        <w:rPr>
+          <w:lang w:val="pt_PT" w:bidi="pt_PT"/>
+        </w:rPr>
+        <w:t>51</w:t>
+      </w:r>
       <w:r>
         <w:rPr>
           <w:lang w:val="pt_PT" w:bidi="pt_PT"/>
@@ -797,36 +725,24 @@
         </w:rPr>
         <w:t xml:space="preserve">Sabedoria para o povo de Deus. Alguns salmos falam com as pessoas em vez de serem um poema de alguém falando com Deus. Esses salmos abençoam as pessoas, explicam a maneira sábia de viver ou falam sobre as promessas de Deus. Os Salmos </w:t>
       </w:r>
-      <w:hyperlink r:id="rId25">
-        <w:r>
-          <w:rPr>
-            <w:lang w:val="pt_PT" w:bidi="pt_PT"/>
-          </w:rPr>
-          <w:rPr>
-            <w:color w:val="0000EE"/>
-            <w:u w:val="single"/>
-          </w:rPr>
-          <w:t>1</w:t>
-        </w:r>
-      </w:hyperlink>
+      <w:r>
+        <w:rPr>
+          <w:lang w:val="pt_PT" w:bidi="pt_PT"/>
+        </w:rPr>
+        <w:t>1</w:t>
+      </w:r>
       <w:r>
         <w:rPr>
           <w:lang w:val="pt_PT" w:bidi="pt_PT"/>
         </w:rPr>
         <w:t xml:space="preserve"> e </w:t>
       </w:r>
-      <w:hyperlink r:id="rId26">
-        <w:r>
-          <w:rPr>
-            <w:lang w:val="pt_PT" w:bidi="pt_PT"/>
-          </w:rPr>
-          <w:rPr>
-            <w:color w:val="0000EE"/>
-            <w:u w:val="single"/>
-          </w:rPr>
-          <w:t>112</w:t>
-        </w:r>
-      </w:hyperlink>
+      <w:r>
+        <w:rPr>
+          <w:lang w:val="pt_PT" w:bidi="pt_PT"/>
+        </w:rPr>
+        <w:t>112</w:t>
+      </w:r>
       <w:r>
         <w:rPr>
           <w:lang w:val="pt_PT" w:bidi="pt_PT"/>
@@ -851,36 +767,24 @@
         </w:rPr>
         <w:t xml:space="preserve">Profecia. Alguns salmos eram entendidos como contendo profecias. Os escritores do Novo Testamento entenderam que algumas dessas profecias se cumpriram na vida e obra de Jesus. Salmos </w:t>
       </w:r>
-      <w:hyperlink r:id="rId27">
-        <w:r>
-          <w:rPr>
-            <w:lang w:val="pt_PT" w:bidi="pt_PT"/>
-          </w:rPr>
-          <w:rPr>
-            <w:color w:val="0000EE"/>
-            <w:u w:val="single"/>
-          </w:rPr>
-          <w:t>2</w:t>
-        </w:r>
-      </w:hyperlink>
+      <w:r>
+        <w:rPr>
+          <w:lang w:val="pt_PT" w:bidi="pt_PT"/>
+        </w:rPr>
+        <w:t>2</w:t>
+      </w:r>
       <w:r>
         <w:rPr>
           <w:lang w:val="pt_PT" w:bidi="pt_PT"/>
         </w:rPr>
         <w:t xml:space="preserve"> e </w:t>
       </w:r>
-      <w:hyperlink r:id="rId28">
-        <w:r>
-          <w:rPr>
-            <w:lang w:val="pt_PT" w:bidi="pt_PT"/>
-          </w:rPr>
-          <w:rPr>
-            <w:color w:val="0000EE"/>
-            <w:u w:val="single"/>
-          </w:rPr>
-          <w:t>110</w:t>
-        </w:r>
-      </w:hyperlink>
+      <w:r>
+        <w:rPr>
+          <w:lang w:val="pt_PT" w:bidi="pt_PT"/>
+        </w:rPr>
+        <w:t>110</w:t>
+      </w:r>
       <w:r>
         <w:rPr>
           <w:lang w:val="pt_PT" w:bidi="pt_PT"/>
